--- a/tests/test_data/container data specs.docx
+++ b/tests/test_data/container data specs.docx
@@ -8,32 +8,46 @@
           <w:rFonts w:hint="default"/>
         </w:rPr>
       </w:pPr>
+      <w:r>
+        <w:rPr>
+          <w:rFonts w:hint="default"/>
+        </w:rPr>
+        <w:t>CONTNO: 4 letters followed by 7 digits</w:t>
+      </w:r>
       <w:bookmarkStart w:id="0" w:name="_GoBack"/>
-      <w:r>
-        <w:rPr>
-          <w:rFonts w:hint="default"/>
-        </w:rPr>
-        <w:t>CONTNO: 4 letters followed by 7 digits</w:t>
-      </w:r>
-    </w:p>
-    <w:p>
-      <w:pPr>
-        <w:rPr>
-          <w:rFonts w:hint="default"/>
-        </w:rPr>
-      </w:pPr>
-    </w:p>
-    <w:p>
-      <w:pPr>
-        <w:rPr>
-          <w:rFonts w:hint="default"/>
-        </w:rPr>
-      </w:pPr>
-      <w:r>
-        <w:rPr>
-          <w:rFonts w:hint="default"/>
-        </w:rPr>
-        <w:t>Principal: an initial of a Principal shipper</w:t>
+      <w:bookmarkEnd w:id="0"/>
+    </w:p>
+    <w:p>
+      <w:pPr>
+        <w:rPr>
+          <w:rFonts w:hint="default"/>
+        </w:rPr>
+      </w:pPr>
+    </w:p>
+    <w:p>
+      <w:pPr>
+        <w:rPr>
+          <w:rFonts w:hint="default"/>
+        </w:rPr>
+      </w:pPr>
+      <w:r>
+        <w:rPr>
+          <w:rFonts w:hint="default"/>
+        </w:rPr>
+        <w:t xml:space="preserve">Principal: an initial of a </w:t>
+      </w:r>
+      <w:r>
+        <w:rPr>
+          <w:rFonts w:hint="default"/>
+          <w:lang w:val="en-US"/>
+        </w:rPr>
+        <w:t>principal</w:t>
+      </w:r>
+      <w:r>
+        <w:rPr>
+          <w:rFonts w:hint="default"/>
+        </w:rPr>
+        <w:t xml:space="preserve"> shipper</w:t>
       </w:r>
     </w:p>
     <w:p>
@@ -147,7 +161,7 @@
           <w:rFonts w:hint="default"/>
           <w:lang w:val="en-US"/>
         </w:rPr>
-        <w:t>CONT_GRADE: PREMIUM, general grade (GG), food grade (FG), or special (MK)</w:t>
+        <w:t>CONT_GRADE: Premium grade (PG), general grade (GG), food grade (FG), or special (MK)</w:t>
       </w:r>
     </w:p>
     <w:p>
@@ -242,7 +256,6 @@
         <w:t>MOVE_TIME: the day the container came in with DD/MM/YYYY HH:MM</w:t>
       </w:r>
     </w:p>
-    <w:bookmarkEnd w:id="0"/>
     <w:sectPr>
       <w:pgSz w:w="11906" w:h="16838"/>
       <w:pgMar w:top="1440" w:right="1800" w:bottom="1440" w:left="1800" w:header="720" w:footer="720" w:gutter="0"/>
